--- a/docs/KichBan_ThuyetTrinh_BaoVe_QTDL_MoiNhat_CapNhat.docx
+++ b/docs/KichBan_ThuyetTrinh_BaoVe_QTDL_MoiNhat_CapNhat.docx
@@ -1522,7 +1522,7 @@
               <w:br/>
               <w:t xml:space="preserve">    i.invoice_id AS ma_hoa_don,</w:t>
               <w:br/>
-              <w:t xml:space="preserve">    i.created_at AS thoi_gian_lap,</w:t>
+              <w:t xml:space="preserve">    i.issued_at AS thoi_gian_lap,</w:t>
               <w:br/>
               <w:t xml:space="preserve">    i.total_amount AS tong_tien,</w:t>
               <w:br/>
